--- a/A.4.10.docx
+++ b/A.4.10.docx
@@ -91,9 +91,11 @@
       <w:r>
         <w:t xml:space="preserve"> the Latin script, </w:t>
       </w:r>
+      <w:proofErr w:type="gramStart"/>
       <w:r>
         <w:t>and also</w:t>
       </w:r>
+      <w:proofErr w:type="gramEnd"/>
       <w:r>
         <w:t xml:space="preserve"> Vietnamese and Tagalog. For some letters with marks, combining characters are used to represent them. </w:t>
       </w:r>
@@ -134,10 +136,18 @@
         <w:t xml:space="preserve">SMS/CBS 7-bit </w:t>
       </w:r>
       <w:r>
-        <w:t>European (Latin script)</w:t>
+        <w:t xml:space="preserve">European (Latin </w:t>
+      </w:r>
+      <w:proofErr w:type="gramStart"/>
+      <w:r>
+        <w:t>script)</w:t>
       </w:r>
       <w:r>
-        <w:t>alphabet (</w:t>
+        <w:t>alphabet</w:t>
+      </w:r>
+      <w:proofErr w:type="gramEnd"/>
+      <w:r>
+        <w:t xml:space="preserve"> (</w:t>
       </w:r>
       <w:proofErr w:type="spellStart"/>
       <w:r>
@@ -9551,11 +9561,24 @@
             </w:r>
             <w:proofErr w:type="spellStart"/>
             <w:r>
-              <w:t>SS2,CR</w:t>
+              <w:t>SS</w:t>
+            </w:r>
+            <w:proofErr w:type="gramStart"/>
+            <w:r>
+              <w:t>2,CR</w:t>
             </w:r>
             <w:proofErr w:type="spellEnd"/>
-            <w:r>
-              <w:t>&gt; is actually CSI (se next table), and that “CR” is not a filler, nor LF.</w:t>
+            <w:proofErr w:type="gramEnd"/>
+            <w:r>
+              <w:t xml:space="preserve">&gt; is </w:t>
+            </w:r>
+            <w:proofErr w:type="gramStart"/>
+            <w:r>
+              <w:t>actually CSI</w:t>
+            </w:r>
+            <w:proofErr w:type="gramEnd"/>
+            <w:r>
+              <w:t xml:space="preserve"> (se next table), and that “CR” is not a filler, nor LF.</w:t>
             </w:r>
           </w:p>
           <w:p>
@@ -11736,15 +11759,8 @@
                 <w:rFonts w:ascii="Arial" w:hAnsi="Arial" w:cs="Arial"/>
               </w:rPr>
               <w:br/>
-            </w:r>
-            <w:proofErr w:type="spellStart"/>
-            <w:r>
-              <w:rPr>
-                <w:rFonts w:ascii="Arial" w:hAnsi="Arial" w:cs="Arial"/>
-              </w:rPr>
               <w:t>26A0</w:t>
             </w:r>
-            <w:proofErr w:type="spellEnd"/>
           </w:p>
         </w:tc>
         <w:bookmarkStart w:id="53" w:name="_MCCTEMPBM_CRPT01490054___7"/>
@@ -18001,15 +18017,8 @@
                 <w:rFonts w:ascii="Arial" w:hAnsi="Arial" w:cs="Arial"/>
               </w:rPr>
               <w:br/>
-            </w:r>
-            <w:proofErr w:type="spellStart"/>
-            <w:r>
-              <w:rPr>
-                <w:rFonts w:ascii="Arial" w:hAnsi="Arial" w:cs="Arial"/>
-              </w:rPr>
               <w:t>007E</w:t>
             </w:r>
-            <w:proofErr w:type="spellEnd"/>
           </w:p>
         </w:tc>
         <w:tc>
@@ -19408,19 +19417,19 @@
         <w:tblLook w:val="0000" w:firstRow="0" w:lastRow="0" w:firstColumn="0" w:lastColumn="0" w:noHBand="0" w:noVBand="0"/>
       </w:tblPr>
       <w:tblGrid>
-        <w:gridCol w:w="573"/>
-        <w:gridCol w:w="572"/>
-        <w:gridCol w:w="572"/>
-        <w:gridCol w:w="572"/>
-        <w:gridCol w:w="572"/>
-        <w:gridCol w:w="736"/>
-        <w:gridCol w:w="823"/>
-        <w:gridCol w:w="801"/>
-        <w:gridCol w:w="799"/>
-        <w:gridCol w:w="774"/>
-        <w:gridCol w:w="748"/>
-        <w:gridCol w:w="774"/>
-        <w:gridCol w:w="748"/>
+        <w:gridCol w:w="507"/>
+        <w:gridCol w:w="507"/>
+        <w:gridCol w:w="508"/>
+        <w:gridCol w:w="508"/>
+        <w:gridCol w:w="508"/>
+        <w:gridCol w:w="653"/>
+        <w:gridCol w:w="731"/>
+        <w:gridCol w:w="676"/>
+        <w:gridCol w:w="710"/>
+        <w:gridCol w:w="688"/>
+        <w:gridCol w:w="1190"/>
+        <w:gridCol w:w="688"/>
+        <w:gridCol w:w="1190"/>
       </w:tblGrid>
       <w:tr>
         <w:trPr>
@@ -21143,18 +21152,12 @@
                 <w:sz w:val="24"/>
               </w:rPr>
             </w:pPr>
-            <w:proofErr w:type="spellStart"/>
-            <w:r>
-              <w:rPr>
-                <w:rFonts w:ascii="Arial" w:hAnsi="Arial" w:cs="Arial"/>
-                <w:b/>
-                <w:bCs/>
-                <w:sz w:val="14"/>
-                <w:szCs w:val="14"/>
-              </w:rPr>
-              <w:t>NNBSP</w:t>
-            </w:r>
-            <w:proofErr w:type="spellEnd"/>
+            <w:r>
+              <w:rPr>
+                <w:rFonts w:ascii="Arial" w:hAnsi="Arial" w:cs="Arial"/>
+              </w:rPr>
+              <w:t> </w:t>
+            </w:r>
             <w:r>
               <w:rPr>
                 <w:rFonts w:ascii="Arial" w:hAnsi="Arial" w:cs="Arial"/>
@@ -25220,8 +25223,15 @@
                 <w:rFonts w:ascii="Arial" w:hAnsi="Arial" w:cs="Arial"/>
               </w:rPr>
               <w:br/>
+            </w:r>
+            <w:proofErr w:type="spellStart"/>
+            <w:r>
+              <w:rPr>
+                <w:rFonts w:ascii="Arial" w:hAnsi="Arial" w:cs="Arial"/>
+              </w:rPr>
               <w:t>FFFD</w:t>
             </w:r>
+            <w:proofErr w:type="spellEnd"/>
           </w:p>
         </w:tc>
         <w:tc>
@@ -25708,7 +25718,6 @@
               <w:bottom w:val="single" w:sz="12" w:space="0" w:color="000000"/>
               <w:right w:val="single" w:sz="12" w:space="0" w:color="000000"/>
             </w:tcBorders>
-            <w:shd w:val="clear" w:color="auto" w:fill="DDA0DD"/>
             <w:vAlign w:val="center"/>
           </w:tcPr>
           <w:p>
@@ -25725,7 +25734,14 @@
               <w:rPr>
                 <w:rFonts w:ascii="Arial" w:hAnsi="Arial" w:cs="Arial"/>
               </w:rPr>
-              <w:t> </w:t>
+              <w:t>Ĳ</w:t>
+            </w:r>
+            <w:r>
+              <w:rPr>
+                <w:rFonts w:ascii="Arial" w:hAnsi="Arial" w:cs="Arial"/>
+              </w:rPr>
+              <w:br/>
+              <w:t>0132</w:t>
             </w:r>
           </w:p>
         </w:tc>
@@ -25738,7 +25754,6 @@
               <w:bottom w:val="single" w:sz="12" w:space="0" w:color="000000"/>
               <w:right w:val="single" w:sz="12" w:space="0" w:color="000000"/>
             </w:tcBorders>
-            <w:shd w:val="clear" w:color="auto" w:fill="DDA0DD"/>
             <w:vAlign w:val="center"/>
           </w:tcPr>
           <w:p>
@@ -25755,8 +25770,22 @@
               <w:rPr>
                 <w:rFonts w:ascii="Arial" w:hAnsi="Arial" w:cs="Arial"/>
               </w:rPr>
-              <w:t> </w:t>
-            </w:r>
+              <w:t>Ĳ̋</w:t>
+            </w:r>
+            <w:r>
+              <w:rPr>
+                <w:rFonts w:ascii="Arial" w:hAnsi="Arial" w:cs="Arial"/>
+              </w:rPr>
+              <w:br/>
+            </w:r>
+            <w:proofErr w:type="spellStart"/>
+            <w:r>
+              <w:rPr>
+                <w:rFonts w:ascii="Arial" w:hAnsi="Arial" w:cs="Arial"/>
+              </w:rPr>
+              <w:t>0132,030B</w:t>
+            </w:r>
+            <w:proofErr w:type="spellEnd"/>
           </w:p>
         </w:tc>
         <w:tc>
@@ -25768,7 +25797,6 @@
               <w:bottom w:val="single" w:sz="12" w:space="0" w:color="000000"/>
               <w:right w:val="single" w:sz="12" w:space="0" w:color="000000"/>
             </w:tcBorders>
-            <w:shd w:val="clear" w:color="auto" w:fill="DDA0DD"/>
             <w:vAlign w:val="center"/>
           </w:tcPr>
           <w:p>
@@ -25785,7 +25813,14 @@
               <w:rPr>
                 <w:rFonts w:ascii="Arial" w:hAnsi="Arial" w:cs="Arial"/>
               </w:rPr>
-              <w:t> </w:t>
+              <w:t>ĳ</w:t>
+            </w:r>
+            <w:r>
+              <w:rPr>
+                <w:rFonts w:ascii="Arial" w:hAnsi="Arial" w:cs="Arial"/>
+              </w:rPr>
+              <w:br/>
+              <w:t>0133</w:t>
             </w:r>
           </w:p>
         </w:tc>
@@ -25798,7 +25833,6 @@
               <w:bottom w:val="single" w:sz="12" w:space="0" w:color="000000"/>
               <w:right w:val="single" w:sz="12" w:space="0" w:color="000000"/>
             </w:tcBorders>
-            <w:shd w:val="clear" w:color="auto" w:fill="DDA0DD"/>
             <w:vAlign w:val="center"/>
           </w:tcPr>
           <w:p>
@@ -25815,8 +25849,22 @@
               <w:rPr>
                 <w:rFonts w:ascii="Arial" w:hAnsi="Arial" w:cs="Arial"/>
               </w:rPr>
-              <w:t> </w:t>
-            </w:r>
+              <w:t>ĳ̋</w:t>
+            </w:r>
+            <w:r>
+              <w:rPr>
+                <w:rFonts w:ascii="Arial" w:hAnsi="Arial" w:cs="Arial"/>
+              </w:rPr>
+              <w:br/>
+            </w:r>
+            <w:proofErr w:type="spellStart"/>
+            <w:r>
+              <w:rPr>
+                <w:rFonts w:ascii="Arial" w:hAnsi="Arial" w:cs="Arial"/>
+              </w:rPr>
+              <w:t>0133,030B</w:t>
+            </w:r>
+            <w:proofErr w:type="spellEnd"/>
           </w:p>
         </w:tc>
       </w:tr>
@@ -26092,6 +26140,12 @@
                 <w:sz w:val="24"/>
               </w:rPr>
             </w:pPr>
+            <w:r>
+              <w:rPr>
+                <w:rFonts w:ascii="Arial" w:hAnsi="Arial" w:cs="Arial"/>
+              </w:rPr>
+              <w:t> </w:t>
+            </w:r>
           </w:p>
         </w:tc>
         <w:tc>
@@ -26468,20 +26522,15 @@
             </w:pPr>
             <w:r>
               <w:rPr>
-                <w:rFonts w:ascii="Courier" w:hAnsi="Courier"/>
-              </w:rPr>
-              <w:t>-</w:t>
-            </w:r>
-            <w:r>
-              <w:rPr>
-                <w:rFonts w:ascii="Courier" w:hAnsi="Courier"/>
+                <w:rFonts w:ascii="Cambria Math" w:hAnsi="Cambria Math" w:cs="Cambria Math"/>
+              </w:rPr>
+              <w:t>‐</w:t>
+            </w:r>
+            <w:r>
+              <w:rPr>
+                <w:rFonts w:ascii="Arial" w:hAnsi="Arial" w:cs="Arial"/>
               </w:rPr>
               <w:br/>
-            </w:r>
-            <w:r>
-              <w:rPr>
-                <w:rFonts w:ascii="Arial" w:hAnsi="Arial" w:cs="Arial"/>
-              </w:rPr>
               <w:t>2010</w:t>
             </w:r>
           </w:p>
@@ -27486,8 +27535,13 @@
               <w:pStyle w:val="TAN"/>
               <w:ind w:left="0" w:firstLine="0"/>
             </w:pPr>
-            <w:r>
-              <w:t>In the event that an MS receives a code where a symbol is not represented (including UND) in the above table then the MS shall display the REPLACEMENT CHARACTER (</w:t>
+            <w:proofErr w:type="gramStart"/>
+            <w:r>
+              <w:t>In the event that</w:t>
+            </w:r>
+            <w:proofErr w:type="gramEnd"/>
+            <w:r>
+              <w:t xml:space="preserve"> an MS receives a code where a symbol is not represented (including UND) in the above table then the MS shall display the REPLACEMENT CHARACTER (</w:t>
             </w:r>
             <w:proofErr w:type="spellStart"/>
             <w:r>
@@ -27548,7 +27602,15 @@
               <w:t xml:space="preserve"> in</w:t>
             </w:r>
             <w:r>
-              <w:t xml:space="preserve"> 40 m), esp. to get a space but still avoid an automatic line break. This character is at this position in all of the 7-bit alphabets for SMS/CBS with reference code </w:t>
+              <w:t xml:space="preserve"> 40 m), esp. to get a space but still avoid an automatic line break. This character is at this position in </w:t>
+            </w:r>
+            <w:proofErr w:type="gramStart"/>
+            <w:r>
+              <w:t>all of</w:t>
+            </w:r>
+            <w:proofErr w:type="gramEnd"/>
+            <w:r>
+              <w:t xml:space="preserve"> the 7-bit alphabets for SMS/CBS with reference code </w:t>
             </w:r>
             <w:proofErr w:type="spellStart"/>
             <w:r>
@@ -27585,7 +27647,15 @@
             </w:r>
             <w:proofErr w:type="spellEnd"/>
             <w:r>
-              <w:t xml:space="preserve"> HYPHEN-MINUS. This character is at this position in all of the 7-bit alphabets for SMS/CBS with reference code </w:t>
+              <w:t xml:space="preserve"> HYPHEN-MINUS. This character is at this position in </w:t>
+            </w:r>
+            <w:proofErr w:type="gramStart"/>
+            <w:r>
+              <w:t>all of</w:t>
+            </w:r>
+            <w:proofErr w:type="gramEnd"/>
+            <w:r>
+              <w:t xml:space="preserve"> the 7-bit alphabets for SMS/CBS with reference code </w:t>
             </w:r>
             <w:proofErr w:type="spellStart"/>
             <w:r>

--- a/A.4.10.docx
+++ b/A.4.10.docx
@@ -4,11 +4,354 @@
   <w:body>
     <w:p>
       <w:pPr>
-        <w:pStyle w:val="Rubrik3"/>
+        <w:pStyle w:val="Rubrik1"/>
       </w:pPr>
       <w:bookmarkStart w:id="0" w:name="_Toc114820859"/>
       <w:proofErr w:type="spellStart"/>
       <w:r>
+        <w:t>A</w:t>
+      </w:r>
+      <w:r>
+        <w:t>.4</w:t>
+      </w:r>
+      <w:proofErr w:type="spellEnd"/>
+      <w:r>
+        <w:t xml:space="preserve"> Non-deprecated National Language Alphabet Tables</w:t>
+      </w:r>
+    </w:p>
+    <w:p>
+      <w:pPr>
+        <w:pStyle w:val="Rubrik3"/>
+      </w:pPr>
+      <w:proofErr w:type="spellStart"/>
+      <w:r>
+        <w:t>A.4.1</w:t>
+      </w:r>
+      <w:proofErr w:type="spellEnd"/>
+      <w:r>
+        <w:t xml:space="preserve"> Introduction</w:t>
+      </w:r>
+    </w:p>
+    <w:p>
+      <w:r>
+        <w:t xml:space="preserve">The national language tables in sections </w:t>
+      </w:r>
+      <w:proofErr w:type="spellStart"/>
+      <w:r>
+        <w:t>A.</w:t>
+      </w:r>
+      <w:r>
+        <w:t>3</w:t>
+      </w:r>
+      <w:proofErr w:type="spellEnd"/>
+      <w:r>
+        <w:t xml:space="preserve"> and </w:t>
+      </w:r>
+      <w:proofErr w:type="spellStart"/>
+      <w:r>
+        <w:t>A.2</w:t>
+      </w:r>
+      <w:proofErr w:type="spellEnd"/>
+      <w:r>
+        <w:t xml:space="preserve"> </w:t>
+      </w:r>
+      <w:r>
+        <w:t>(</w:t>
+      </w:r>
+      <w:r>
+        <w:t xml:space="preserve">codes </w:t>
+      </w:r>
+      <w:proofErr w:type="spellStart"/>
+      <w:r>
+        <w:t>0x01-0x0</w:t>
+      </w:r>
+      <w:r>
+        <w:t>D</w:t>
+      </w:r>
+      <w:proofErr w:type="spellEnd"/>
+      <w:r>
+        <w:t xml:space="preserve">, decimal </w:t>
+      </w:r>
+      <w:r>
+        <w:t>1-13</w:t>
+      </w:r>
+      <w:r>
+        <w:t xml:space="preserve">) </w:t>
+      </w:r>
+      <w:r>
+        <w:t>are all deprecated and should never be used.</w:t>
+      </w:r>
+    </w:p>
+    <w:p>
+      <w:r>
+        <w:t>The subheadings</w:t>
+      </w:r>
+      <w:r>
+        <w:t xml:space="preserve"> (</w:t>
+      </w:r>
+      <w:proofErr w:type="spellStart"/>
+      <w:r>
+        <w:t>A.4.10-A.4.24</w:t>
+      </w:r>
+      <w:proofErr w:type="spellEnd"/>
+      <w:r>
+        <w:t>)</w:t>
+      </w:r>
+      <w:r>
+        <w:t xml:space="preserve"> of this section (</w:t>
+      </w:r>
+      <w:proofErr w:type="spellStart"/>
+      <w:r>
+        <w:t>A.4</w:t>
+      </w:r>
+      <w:proofErr w:type="spellEnd"/>
+      <w:r>
+        <w:t>)</w:t>
+      </w:r>
+      <w:r>
+        <w:t xml:space="preserve">, except for section </w:t>
+      </w:r>
+      <w:proofErr w:type="spellStart"/>
+      <w:r>
+        <w:t>A.4.1</w:t>
+      </w:r>
+      <w:proofErr w:type="spellEnd"/>
+      <w:r>
+        <w:t xml:space="preserve">, </w:t>
+      </w:r>
+      <w:r>
+        <w:t xml:space="preserve">have the third value set to the </w:t>
+      </w:r>
+      <w:r>
+        <w:rPr>
+          <w:i/>
+          <w:iCs/>
+        </w:rPr>
+        <w:t>hexadecimal</w:t>
+      </w:r>
+      <w:r>
+        <w:t xml:space="preserve"> code for the alphabet in question.</w:t>
+      </w:r>
+    </w:p>
+    <w:p>
+      <w:r>
+        <w:t xml:space="preserve">Each National Language Alphabet table has three </w:t>
+      </w:r>
+      <w:proofErr w:type="spellStart"/>
+      <w:r>
+        <w:t>subtables</w:t>
+      </w:r>
+      <w:proofErr w:type="spellEnd"/>
+      <w:r>
+        <w:t xml:space="preserve">: base table, </w:t>
+      </w:r>
+      <w:proofErr w:type="spellStart"/>
+      <w:r>
+        <w:t>SS2</w:t>
+      </w:r>
+      <w:proofErr w:type="spellEnd"/>
+      <w:r>
+        <w:t xml:space="preserve"> table, and </w:t>
+      </w:r>
+      <w:proofErr w:type="spellStart"/>
+      <w:r>
+        <w:t>SS3</w:t>
+      </w:r>
+      <w:proofErr w:type="spellEnd"/>
+      <w:r>
+        <w:t xml:space="preserve"> table. The </w:t>
+      </w:r>
+      <w:proofErr w:type="spellStart"/>
+      <w:r>
+        <w:t>SS3</w:t>
+      </w:r>
+      <w:proofErr w:type="spellEnd"/>
+      <w:r>
+        <w:t xml:space="preserve"> table is given explicitly only for </w:t>
+      </w:r>
+      <w:proofErr w:type="spellStart"/>
+      <w:r>
+        <w:t>0x10</w:t>
+      </w:r>
+      <w:proofErr w:type="spellEnd"/>
+      <w:r>
+        <w:t xml:space="preserve"> (EUR alphabet)</w:t>
+      </w:r>
+      <w:r>
+        <w:t xml:space="preserve">. The other </w:t>
+      </w:r>
+      <w:proofErr w:type="spellStart"/>
+      <w:r>
+        <w:t>SS3</w:t>
+      </w:r>
+      <w:proofErr w:type="spellEnd"/>
+      <w:r>
+        <w:t xml:space="preserve"> tables are (so far) </w:t>
+      </w:r>
+      <w:r>
+        <w:t xml:space="preserve">all </w:t>
+      </w:r>
+      <w:r>
+        <w:t>the same</w:t>
+      </w:r>
+      <w:r>
+        <w:t>, very sparce</w:t>
+      </w:r>
+      <w:r>
+        <w:t>, (</w:t>
+      </w:r>
+      <w:r>
+        <w:t>only has a few</w:t>
+      </w:r>
+      <w:r>
+        <w:t xml:space="preserve"> characters</w:t>
+      </w:r>
+      <w:r>
+        <w:t>)</w:t>
+      </w:r>
+      <w:r>
+        <w:t xml:space="preserve">, </w:t>
+      </w:r>
+      <w:r>
+        <w:t xml:space="preserve">and are </w:t>
+      </w:r>
+      <w:r>
+        <w:t xml:space="preserve">given as text comment </w:t>
+      </w:r>
+      <w:r>
+        <w:t xml:space="preserve">(in…) </w:t>
+      </w:r>
+      <w:r>
+        <w:t>rather than a table.</w:t>
+      </w:r>
+    </w:p>
+    <w:p>
+      <w:r>
+        <w:t xml:space="preserve">Setting one of the values for </w:t>
+      </w:r>
+      <w:r>
+        <w:t xml:space="preserve">National Language Table to a value </w:t>
+      </w:r>
+      <w:proofErr w:type="spellStart"/>
+      <w:r>
+        <w:t>0x10</w:t>
+      </w:r>
+      <w:proofErr w:type="spellEnd"/>
+      <w:r>
+        <w:t xml:space="preserve"> or higher (leaving the other at </w:t>
+      </w:r>
+      <w:proofErr w:type="spellStart"/>
+      <w:r>
+        <w:t>0x00</w:t>
+      </w:r>
+      <w:proofErr w:type="spellEnd"/>
+      <w:r>
+        <w:t xml:space="preserve">) will set all three tables: base table, </w:t>
+      </w:r>
+      <w:proofErr w:type="spellStart"/>
+      <w:r>
+        <w:t>SS2</w:t>
+      </w:r>
+      <w:proofErr w:type="spellEnd"/>
+      <w:r>
+        <w:t xml:space="preserve"> table, and </w:t>
+      </w:r>
+      <w:proofErr w:type="spellStart"/>
+      <w:r>
+        <w:t>SS2</w:t>
+      </w:r>
+      <w:proofErr w:type="spellEnd"/>
+      <w:r>
+        <w:t xml:space="preserve"> table.</w:t>
+      </w:r>
+      <w:r>
+        <w:t xml:space="preserve"> If both values are set to a non-zero value, and the </w:t>
+      </w:r>
+      <w:r>
+        <w:t xml:space="preserve">first one has a value </w:t>
+      </w:r>
+      <w:proofErr w:type="spellStart"/>
+      <w:r>
+        <w:t>0x10</w:t>
+      </w:r>
+      <w:proofErr w:type="spellEnd"/>
+      <w:r>
+        <w:t xml:space="preserve"> or highe</w:t>
+      </w:r>
+      <w:r>
+        <w:t>r, the second value will be ignored and</w:t>
+      </w:r>
+      <w:r>
+        <w:t xml:space="preserve"> will also set all three tables</w:t>
+      </w:r>
+      <w:r>
+        <w:t xml:space="preserve"> </w:t>
+      </w:r>
+      <w:r>
+        <w:t>consistently.</w:t>
+      </w:r>
+    </w:p>
+    <w:p>
+      <w:r>
+        <w:t xml:space="preserve">The default alphabet should not be used for SMS nor </w:t>
+      </w:r>
+      <w:proofErr w:type="gramStart"/>
+      <w:r>
+        <w:t>CBS</w:t>
+      </w:r>
+      <w:r>
+        <w:t>, and</w:t>
+      </w:r>
+      <w:proofErr w:type="gramEnd"/>
+      <w:r>
+        <w:t xml:space="preserve"> must not be used for Greek. Use </w:t>
+      </w:r>
+      <w:proofErr w:type="spellStart"/>
+      <w:r>
+        <w:t>0x10</w:t>
+      </w:r>
+      <w:proofErr w:type="spellEnd"/>
+      <w:r>
+        <w:t xml:space="preserve"> and </w:t>
+      </w:r>
+      <w:proofErr w:type="spellStart"/>
+      <w:r>
+        <w:t>0x11</w:t>
+      </w:r>
+      <w:proofErr w:type="spellEnd"/>
+      <w:r>
+        <w:t xml:space="preserve"> instead.</w:t>
+      </w:r>
+      <w:r>
+        <w:t xml:space="preserve"> The a</w:t>
+      </w:r>
+      <w:r>
+        <w:t xml:space="preserve">lphabets </w:t>
+      </w:r>
+      <w:proofErr w:type="spellStart"/>
+      <w:r>
+        <w:t>0x01-0x0F</w:t>
+      </w:r>
+      <w:proofErr w:type="spellEnd"/>
+      <w:r>
+        <w:t xml:space="preserve"> should n</w:t>
+      </w:r>
+      <w:r>
+        <w:t>ever be used.</w:t>
+      </w:r>
+    </w:p>
+    <w:p>
+      <w:r>
+        <w:br w:type="page"/>
+      </w:r>
+    </w:p>
+    <w:p>
+      <w:pPr>
+        <w:pStyle w:val="Rubrik3"/>
+      </w:pPr>
+      <w:proofErr w:type="spellStart"/>
+      <w:r>
+        <w:lastRenderedPageBreak/>
         <w:t>A.4</w:t>
       </w:r>
       <w:r>
@@ -3344,8 +3687,15 @@
                 <w:rFonts w:ascii="Arial" w:hAnsi="Arial" w:cs="Arial"/>
               </w:rPr>
               <w:br/>
+            </w:r>
+            <w:proofErr w:type="spellStart"/>
+            <w:r>
+              <w:rPr>
+                <w:rFonts w:ascii="Arial" w:hAnsi="Arial" w:cs="Arial"/>
+              </w:rPr>
               <w:t>00A5</w:t>
             </w:r>
+            <w:proofErr w:type="spellEnd"/>
           </w:p>
         </w:tc>
         <w:tc>
@@ -7136,8 +7486,15 @@
                 <w:rFonts w:ascii="Arial" w:hAnsi="Arial" w:cs="Arial"/>
               </w:rPr>
               <w:br/>
+            </w:r>
+            <w:proofErr w:type="spellStart"/>
+            <w:r>
+              <w:rPr>
+                <w:rFonts w:ascii="Arial" w:hAnsi="Arial" w:cs="Arial"/>
+              </w:rPr>
               <w:t>00D8</w:t>
             </w:r>
+            <w:proofErr w:type="spellEnd"/>
           </w:p>
         </w:tc>
         <w:tc>
@@ -8396,8 +8753,15 @@
                 <w:rFonts w:ascii="Arial" w:hAnsi="Arial" w:cs="Arial"/>
               </w:rPr>
               <w:br/>
+            </w:r>
+            <w:proofErr w:type="spellStart"/>
+            <w:r>
+              <w:rPr>
+                <w:rFonts w:ascii="Arial" w:hAnsi="Arial" w:cs="Arial"/>
+              </w:rPr>
               <w:t>006D</w:t>
             </w:r>
+            <w:proofErr w:type="spellEnd"/>
           </w:p>
         </w:tc>
         <w:tc>
@@ -8896,8 +9260,15 @@
                 <w:rFonts w:ascii="Arial" w:hAnsi="Arial" w:cs="Arial"/>
               </w:rPr>
               <w:br/>
+            </w:r>
+            <w:proofErr w:type="spellStart"/>
+            <w:r>
+              <w:rPr>
+                <w:rFonts w:ascii="Arial" w:hAnsi="Arial" w:cs="Arial"/>
+              </w:rPr>
               <w:t>006E</w:t>
             </w:r>
+            <w:proofErr w:type="spellEnd"/>
           </w:p>
         </w:tc>
         <w:tc>
@@ -15209,8 +15580,15 @@
                 <w:rFonts w:ascii="Arial" w:hAnsi="Arial" w:cs="Arial"/>
               </w:rPr>
               <w:br/>
+            </w:r>
+            <w:proofErr w:type="spellStart"/>
+            <w:r>
+              <w:rPr>
+                <w:rFonts w:ascii="Arial" w:hAnsi="Arial" w:cs="Arial"/>
+              </w:rPr>
               <w:t>00E2</w:t>
             </w:r>
+            <w:proofErr w:type="spellEnd"/>
           </w:p>
         </w:tc>
         <w:bookmarkStart w:id="67" w:name="_MCCTEMPBM_CRPT01490068___7"/>
@@ -15948,8 +16326,15 @@
                 <w:rFonts w:ascii="Arial" w:hAnsi="Arial" w:cs="Arial"/>
               </w:rPr>
               <w:br/>
+            </w:r>
+            <w:proofErr w:type="spellStart"/>
+            <w:r>
+              <w:rPr>
+                <w:rFonts w:ascii="Arial" w:hAnsi="Arial" w:cs="Arial"/>
+              </w:rPr>
               <w:t>017D</w:t>
             </w:r>
+            <w:proofErr w:type="spellEnd"/>
           </w:p>
         </w:tc>
         <w:tc>
@@ -16648,8 +17033,15 @@
                 <w:rFonts w:ascii="Arial" w:hAnsi="Arial" w:cs="Arial"/>
               </w:rPr>
               <w:br/>
+            </w:r>
+            <w:proofErr w:type="spellStart"/>
+            <w:r>
+              <w:rPr>
+                <w:rFonts w:ascii="Arial" w:hAnsi="Arial" w:cs="Arial"/>
+              </w:rPr>
               <w:t>00F7</w:t>
             </w:r>
+            <w:proofErr w:type="spellEnd"/>
           </w:p>
         </w:tc>
         <w:tc>
@@ -19021,8 +19413,15 @@
                 <w:rFonts w:ascii="Arial" w:hAnsi="Arial" w:cs="Arial"/>
               </w:rPr>
               <w:br/>
+            </w:r>
+            <w:proofErr w:type="spellStart"/>
+            <w:r>
+              <w:rPr>
+                <w:rFonts w:ascii="Arial" w:hAnsi="Arial" w:cs="Arial"/>
+              </w:rPr>
               <w:t>00B7</w:t>
             </w:r>
+            <w:proofErr w:type="spellEnd"/>
           </w:p>
         </w:tc>
         <w:tc>
@@ -19303,15 +19702,28 @@
             <w:pPr>
               <w:pStyle w:val="TAN"/>
             </w:pPr>
-            <w:r>
-              <w:t>SS3:</w:t>
+            <w:proofErr w:type="spellStart"/>
+            <w:r>
+              <w:t>SS3</w:t>
+            </w:r>
+            <w:proofErr w:type="spellEnd"/>
+            <w:r>
+              <w:t>:</w:t>
             </w:r>
             <w:r>
               <w:tab/>
               <w:t xml:space="preserve">SINGLE SHIFT THREE; This code is reserved for the extension to another </w:t>
             </w:r>
             <w:r>
-              <w:t xml:space="preserve">(SS3) </w:t>
+              <w:t>(</w:t>
+            </w:r>
+            <w:proofErr w:type="spellStart"/>
+            <w:r>
+              <w:t>SS3</w:t>
+            </w:r>
+            <w:proofErr w:type="spellEnd"/>
+            <w:r>
+              <w:t xml:space="preserve">) </w:t>
             </w:r>
             <w:r>
               <w:t>extension table</w:t>
@@ -19346,7 +19758,15 @@
             </w:r>
             <w:proofErr w:type="spellEnd"/>
             <w:r>
-              <w:t>, there must be no cut right after an SS3.</w:t>
+              <w:t xml:space="preserve">, there must be no cut right after an </w:t>
+            </w:r>
+            <w:proofErr w:type="spellStart"/>
+            <w:r>
+              <w:t>SS3</w:t>
+            </w:r>
+            <w:proofErr w:type="spellEnd"/>
+            <w:r>
+              <w:t>.</w:t>
             </w:r>
           </w:p>
         </w:tc>
@@ -19417,19 +19837,19 @@
         <w:tblLook w:val="0000" w:firstRow="0" w:lastRow="0" w:firstColumn="0" w:lastColumn="0" w:noHBand="0" w:noVBand="0"/>
       </w:tblPr>
       <w:tblGrid>
-        <w:gridCol w:w="507"/>
-        <w:gridCol w:w="507"/>
-        <w:gridCol w:w="508"/>
-        <w:gridCol w:w="508"/>
-        <w:gridCol w:w="508"/>
-        <w:gridCol w:w="653"/>
-        <w:gridCol w:w="731"/>
-        <w:gridCol w:w="676"/>
-        <w:gridCol w:w="710"/>
-        <w:gridCol w:w="688"/>
-        <w:gridCol w:w="1190"/>
-        <w:gridCol w:w="688"/>
-        <w:gridCol w:w="1190"/>
+        <w:gridCol w:w="553"/>
+        <w:gridCol w:w="553"/>
+        <w:gridCol w:w="554"/>
+        <w:gridCol w:w="554"/>
+        <w:gridCol w:w="554"/>
+        <w:gridCol w:w="396"/>
+        <w:gridCol w:w="396"/>
+        <w:gridCol w:w="396"/>
+        <w:gridCol w:w="988"/>
+        <w:gridCol w:w="750"/>
+        <w:gridCol w:w="1298"/>
+        <w:gridCol w:w="774"/>
+        <w:gridCol w:w="1298"/>
       </w:tblGrid>
       <w:tr>
         <w:trPr>
@@ -21079,7 +21499,7 @@
               <w:bottom w:val="single" w:sz="12" w:space="0" w:color="000000"/>
               <w:right w:val="single" w:sz="12" w:space="0" w:color="000000"/>
             </w:tcBorders>
-            <w:shd w:val="clear" w:color="auto" w:fill="DDA0DD"/>
+            <w:shd w:val="clear" w:color="auto" w:fill="D9F2D0" w:themeFill="accent6" w:themeFillTint="33"/>
             <w:vAlign w:val="center"/>
           </w:tcPr>
           <w:p>
@@ -21109,7 +21529,7 @@
               <w:bottom w:val="single" w:sz="12" w:space="0" w:color="000000"/>
               <w:right w:val="single" w:sz="12" w:space="0" w:color="000000"/>
             </w:tcBorders>
-            <w:shd w:val="clear" w:color="auto" w:fill="DDA0DD"/>
+            <w:shd w:val="clear" w:color="auto" w:fill="D9F2D0" w:themeFill="accent6" w:themeFillTint="33"/>
             <w:vAlign w:val="center"/>
           </w:tcPr>
           <w:p>
@@ -21139,7 +21559,7 @@
               <w:bottom w:val="single" w:sz="12" w:space="0" w:color="000000"/>
               <w:right w:val="single" w:sz="12" w:space="0" w:color="000000"/>
             </w:tcBorders>
-            <w:shd w:val="clear" w:color="auto" w:fill="F1A983" w:themeFill="accent2" w:themeFillTint="99"/>
+            <w:shd w:val="clear" w:color="auto" w:fill="D9F2D0" w:themeFill="accent6" w:themeFillTint="33"/>
             <w:vAlign w:val="center"/>
           </w:tcPr>
           <w:p>
@@ -21156,22 +21576,8 @@
               <w:rPr>
                 <w:rFonts w:ascii="Arial" w:hAnsi="Arial" w:cs="Arial"/>
               </w:rPr>
-              <w:t> </w:t>
-            </w:r>
-            <w:r>
-              <w:rPr>
-                <w:rFonts w:ascii="Arial" w:hAnsi="Arial" w:cs="Arial"/>
-              </w:rPr>
-              <w:br/>
-            </w:r>
-            <w:proofErr w:type="spellStart"/>
-            <w:r>
-              <w:rPr>
-                <w:rFonts w:ascii="Arial" w:hAnsi="Arial" w:cs="Arial"/>
-              </w:rPr>
-              <w:t>202F</w:t>
-            </w:r>
-            <w:proofErr w:type="spellEnd"/>
+              <w:t> </w:t>
+            </w:r>
           </w:p>
         </w:tc>
         <w:tc>
@@ -21183,7 +21589,6 @@
               <w:bottom w:val="single" w:sz="12" w:space="0" w:color="000000"/>
               <w:right w:val="single" w:sz="12" w:space="0" w:color="000000"/>
             </w:tcBorders>
-            <w:shd w:val="clear" w:color="auto" w:fill="DDA0DD"/>
             <w:vAlign w:val="center"/>
           </w:tcPr>
           <w:p>
@@ -21192,15 +21597,26 @@
               <w:spacing w:after="0" w:line="240" w:lineRule="exact"/>
               <w:jc w:val="center"/>
               <w:rPr>
-                <w:rFonts w:ascii="Courier" w:hAnsi="Courier"/>
-                <w:sz w:val="24"/>
-              </w:rPr>
-            </w:pPr>
-            <w:r>
-              <w:rPr>
-                <w:rFonts w:ascii="Arial" w:hAnsi="Arial" w:cs="Arial"/>
-              </w:rPr>
-              <w:t> </w:t>
+                <w:rFonts w:ascii="Arial" w:hAnsi="Arial" w:cs="Arial"/>
+              </w:rPr>
+            </w:pPr>
+            <w:proofErr w:type="spellStart"/>
+            <w:r>
+              <w:t>NNBSP</w:t>
+            </w:r>
+            <w:proofErr w:type="spellEnd"/>
+            <w:r>
+              <w:rPr>
+                <w:rFonts w:ascii="Arial" w:hAnsi="Arial" w:cs="Arial"/>
+              </w:rPr>
+              <w:t> </w:t>
+            </w:r>
+            <w:r>
+              <w:rPr>
+                <w:rFonts w:ascii="Arial" w:hAnsi="Arial" w:cs="Arial"/>
+              </w:rPr>
+              <w:br/>
+              <w:t>202F</w:t>
             </w:r>
           </w:p>
         </w:tc>
@@ -21273,7 +21689,6 @@
               <w:bottom w:val="single" w:sz="12" w:space="0" w:color="000000"/>
               <w:right w:val="single" w:sz="12" w:space="0" w:color="000000"/>
             </w:tcBorders>
-            <w:shd w:val="clear" w:color="auto" w:fill="DDA0DD"/>
             <w:vAlign w:val="center"/>
           </w:tcPr>
           <w:p>
@@ -21290,8 +21705,22 @@
               <w:rPr>
                 <w:rFonts w:ascii="Arial" w:hAnsi="Arial" w:cs="Arial"/>
               </w:rPr>
-              <w:t> </w:t>
-            </w:r>
+              <w:t>₺</w:t>
+            </w:r>
+            <w:r>
+              <w:rPr>
+                <w:rFonts w:ascii="Arial" w:hAnsi="Arial" w:cs="Arial"/>
+              </w:rPr>
+              <w:br/>
+            </w:r>
+            <w:proofErr w:type="spellStart"/>
+            <w:r>
+              <w:rPr>
+                <w:rFonts w:ascii="Arial" w:hAnsi="Arial" w:cs="Arial"/>
+              </w:rPr>
+              <w:t>20BA</w:t>
+            </w:r>
+            <w:proofErr w:type="spellEnd"/>
           </w:p>
         </w:tc>
         <w:tc>
@@ -21494,7 +21923,7 @@
               <w:bottom w:val="single" w:sz="12" w:space="0" w:color="000000"/>
               <w:right w:val="single" w:sz="12" w:space="0" w:color="000000"/>
             </w:tcBorders>
-            <w:shd w:val="clear" w:color="auto" w:fill="DDA0DD"/>
+            <w:shd w:val="clear" w:color="auto" w:fill="D9F2D0" w:themeFill="accent6" w:themeFillTint="33"/>
             <w:vAlign w:val="center"/>
           </w:tcPr>
           <w:p>
@@ -21524,7 +21953,7 @@
               <w:bottom w:val="single" w:sz="12" w:space="0" w:color="000000"/>
               <w:right w:val="single" w:sz="12" w:space="0" w:color="000000"/>
             </w:tcBorders>
-            <w:shd w:val="clear" w:color="auto" w:fill="DDA0DD"/>
+            <w:shd w:val="clear" w:color="auto" w:fill="D9F2D0" w:themeFill="accent6" w:themeFillTint="33"/>
             <w:vAlign w:val="center"/>
           </w:tcPr>
           <w:p>
@@ -21554,7 +21983,7 @@
               <w:bottom w:val="single" w:sz="12" w:space="0" w:color="000000"/>
               <w:right w:val="single" w:sz="12" w:space="0" w:color="000000"/>
             </w:tcBorders>
-            <w:shd w:val="clear" w:color="auto" w:fill="DDA0DD"/>
+            <w:shd w:val="clear" w:color="auto" w:fill="D9F2D0" w:themeFill="accent6" w:themeFillTint="33"/>
             <w:vAlign w:val="center"/>
           </w:tcPr>
           <w:p>
@@ -21584,7 +22013,7 @@
               <w:bottom w:val="single" w:sz="12" w:space="0" w:color="000000"/>
               <w:right w:val="single" w:sz="12" w:space="0" w:color="000000"/>
             </w:tcBorders>
-            <w:shd w:val="clear" w:color="auto" w:fill="DDA0DD"/>
+            <w:shd w:val="clear" w:color="auto" w:fill="4EA72E" w:themeFill="accent6"/>
             <w:vAlign w:val="center"/>
           </w:tcPr>
           <w:p>
@@ -21900,7 +22329,7 @@
               <w:bottom w:val="single" w:sz="12" w:space="0" w:color="000000"/>
               <w:right w:val="single" w:sz="12" w:space="0" w:color="000000"/>
             </w:tcBorders>
-            <w:shd w:val="clear" w:color="auto" w:fill="DDA0DD"/>
+            <w:shd w:val="clear" w:color="auto" w:fill="D9F2D0" w:themeFill="accent6" w:themeFillTint="33"/>
             <w:vAlign w:val="center"/>
           </w:tcPr>
           <w:p>
@@ -21930,7 +22359,7 @@
               <w:bottom w:val="single" w:sz="12" w:space="0" w:color="000000"/>
               <w:right w:val="single" w:sz="12" w:space="0" w:color="000000"/>
             </w:tcBorders>
-            <w:shd w:val="clear" w:color="auto" w:fill="DDA0DD"/>
+            <w:shd w:val="clear" w:color="auto" w:fill="D9F2D0" w:themeFill="accent6" w:themeFillTint="33"/>
             <w:vAlign w:val="center"/>
           </w:tcPr>
           <w:p>
@@ -21960,7 +22389,7 @@
               <w:bottom w:val="single" w:sz="12" w:space="0" w:color="000000"/>
               <w:right w:val="single" w:sz="12" w:space="0" w:color="000000"/>
             </w:tcBorders>
-            <w:shd w:val="clear" w:color="auto" w:fill="DDA0DD"/>
+            <w:shd w:val="clear" w:color="auto" w:fill="D9F2D0" w:themeFill="accent6" w:themeFillTint="33"/>
             <w:vAlign w:val="center"/>
           </w:tcPr>
           <w:p>
@@ -21990,7 +22419,7 @@
               <w:bottom w:val="single" w:sz="12" w:space="0" w:color="000000"/>
               <w:right w:val="single" w:sz="12" w:space="0" w:color="000000"/>
             </w:tcBorders>
-            <w:shd w:val="clear" w:color="auto" w:fill="DDA0DD"/>
+            <w:shd w:val="clear" w:color="auto" w:fill="4EA72E" w:themeFill="accent6"/>
             <w:vAlign w:val="center"/>
           </w:tcPr>
           <w:p>
@@ -22301,7 +22730,7 @@
               <w:bottom w:val="single" w:sz="12" w:space="0" w:color="000000"/>
               <w:right w:val="single" w:sz="12" w:space="0" w:color="000000"/>
             </w:tcBorders>
-            <w:shd w:val="clear" w:color="auto" w:fill="DDA0DD"/>
+            <w:shd w:val="clear" w:color="auto" w:fill="D9F2D0" w:themeFill="accent6" w:themeFillTint="33"/>
             <w:vAlign w:val="center"/>
           </w:tcPr>
           <w:p>
@@ -22331,7 +22760,7 @@
               <w:bottom w:val="single" w:sz="12" w:space="0" w:color="000000"/>
               <w:right w:val="single" w:sz="12" w:space="0" w:color="000000"/>
             </w:tcBorders>
-            <w:shd w:val="clear" w:color="auto" w:fill="DDA0DD"/>
+            <w:shd w:val="clear" w:color="auto" w:fill="D9F2D0" w:themeFill="accent6" w:themeFillTint="33"/>
             <w:vAlign w:val="center"/>
           </w:tcPr>
           <w:p>
@@ -22361,7 +22790,7 @@
               <w:bottom w:val="single" w:sz="12" w:space="0" w:color="000000"/>
               <w:right w:val="single" w:sz="12" w:space="0" w:color="000000"/>
             </w:tcBorders>
-            <w:shd w:val="clear" w:color="auto" w:fill="DDA0DD"/>
+            <w:shd w:val="clear" w:color="auto" w:fill="D9F2D0" w:themeFill="accent6" w:themeFillTint="33"/>
             <w:vAlign w:val="center"/>
           </w:tcPr>
           <w:p>
@@ -22391,7 +22820,7 @@
               <w:bottom w:val="single" w:sz="12" w:space="0" w:color="000000"/>
               <w:right w:val="single" w:sz="12" w:space="0" w:color="000000"/>
             </w:tcBorders>
-            <w:shd w:val="clear" w:color="auto" w:fill="DDA0DD"/>
+            <w:shd w:val="clear" w:color="auto" w:fill="4EA72E" w:themeFill="accent6"/>
             <w:vAlign w:val="center"/>
           </w:tcPr>
           <w:p>
@@ -22707,7 +23136,7 @@
               <w:bottom w:val="single" w:sz="12" w:space="0" w:color="000000"/>
               <w:right w:val="single" w:sz="12" w:space="0" w:color="000000"/>
             </w:tcBorders>
-            <w:shd w:val="clear" w:color="auto" w:fill="DDA0DD"/>
+            <w:shd w:val="clear" w:color="auto" w:fill="D9F2D0" w:themeFill="accent6" w:themeFillTint="33"/>
             <w:vAlign w:val="center"/>
           </w:tcPr>
           <w:p>
@@ -22737,7 +23166,7 @@
               <w:bottom w:val="single" w:sz="12" w:space="0" w:color="000000"/>
               <w:right w:val="single" w:sz="12" w:space="0" w:color="000000"/>
             </w:tcBorders>
-            <w:shd w:val="clear" w:color="auto" w:fill="DDA0DD"/>
+            <w:shd w:val="clear" w:color="auto" w:fill="D9F2D0" w:themeFill="accent6" w:themeFillTint="33"/>
             <w:vAlign w:val="center"/>
           </w:tcPr>
           <w:p>
@@ -22767,7 +23196,7 @@
               <w:bottom w:val="single" w:sz="12" w:space="0" w:color="000000"/>
               <w:right w:val="single" w:sz="12" w:space="0" w:color="000000"/>
             </w:tcBorders>
-            <w:shd w:val="clear" w:color="auto" w:fill="DDA0DD"/>
+            <w:shd w:val="clear" w:color="auto" w:fill="D9F2D0" w:themeFill="accent6" w:themeFillTint="33"/>
             <w:vAlign w:val="center"/>
           </w:tcPr>
           <w:p>
@@ -22797,6 +23226,7 @@
               <w:bottom w:val="single" w:sz="12" w:space="0" w:color="000000"/>
               <w:right w:val="single" w:sz="12" w:space="0" w:color="000000"/>
             </w:tcBorders>
+            <w:shd w:val="clear" w:color="auto" w:fill="4EA72E" w:themeFill="accent6"/>
             <w:vAlign w:val="center"/>
           </w:tcPr>
           <w:p>
@@ -22813,22 +23243,8 @@
               <w:rPr>
                 <w:rFonts w:ascii="Arial" w:hAnsi="Arial" w:cs="Arial"/>
               </w:rPr>
-              <w:t>₺</w:t>
-            </w:r>
-            <w:r>
-              <w:rPr>
-                <w:rFonts w:ascii="Arial" w:hAnsi="Arial" w:cs="Arial"/>
-              </w:rPr>
-              <w:br/>
-            </w:r>
-            <w:proofErr w:type="spellStart"/>
-            <w:r>
-              <w:rPr>
-                <w:rFonts w:ascii="Arial" w:hAnsi="Arial" w:cs="Arial"/>
-              </w:rPr>
-              <w:t>20BA</w:t>
-            </w:r>
-            <w:proofErr w:type="spellEnd"/>
+              <w:t> </w:t>
+            </w:r>
           </w:p>
         </w:tc>
         <w:tc>
@@ -23138,7 +23554,7 @@
               <w:bottom w:val="single" w:sz="12" w:space="0" w:color="000000"/>
               <w:right w:val="single" w:sz="12" w:space="0" w:color="000000"/>
             </w:tcBorders>
-            <w:shd w:val="clear" w:color="auto" w:fill="DDA0DD"/>
+            <w:shd w:val="clear" w:color="auto" w:fill="D9F2D0" w:themeFill="accent6" w:themeFillTint="33"/>
             <w:vAlign w:val="center"/>
           </w:tcPr>
           <w:p>
@@ -23168,7 +23584,7 @@
               <w:bottom w:val="single" w:sz="12" w:space="0" w:color="000000"/>
               <w:right w:val="single" w:sz="12" w:space="0" w:color="000000"/>
             </w:tcBorders>
-            <w:shd w:val="clear" w:color="auto" w:fill="DDA0DD"/>
+            <w:shd w:val="clear" w:color="auto" w:fill="D9F2D0" w:themeFill="accent6" w:themeFillTint="33"/>
             <w:vAlign w:val="center"/>
           </w:tcPr>
           <w:p>
@@ -23198,7 +23614,7 @@
               <w:bottom w:val="single" w:sz="12" w:space="0" w:color="000000"/>
               <w:right w:val="single" w:sz="12" w:space="0" w:color="000000"/>
             </w:tcBorders>
-            <w:shd w:val="clear" w:color="auto" w:fill="DDA0DD"/>
+            <w:shd w:val="clear" w:color="auto" w:fill="D9F2D0" w:themeFill="accent6" w:themeFillTint="33"/>
             <w:vAlign w:val="center"/>
           </w:tcPr>
           <w:p>
@@ -23228,7 +23644,7 @@
               <w:bottom w:val="single" w:sz="12" w:space="0" w:color="000000"/>
               <w:right w:val="single" w:sz="12" w:space="0" w:color="000000"/>
             </w:tcBorders>
-            <w:shd w:val="clear" w:color="auto" w:fill="DDA0DD"/>
+            <w:shd w:val="clear" w:color="auto" w:fill="4EA72E" w:themeFill="accent6"/>
             <w:vAlign w:val="center"/>
           </w:tcPr>
           <w:p>
@@ -23544,7 +23960,7 @@
               <w:bottom w:val="single" w:sz="12" w:space="0" w:color="000000"/>
               <w:right w:val="single" w:sz="12" w:space="0" w:color="000000"/>
             </w:tcBorders>
-            <w:shd w:val="clear" w:color="auto" w:fill="DDA0DD"/>
+            <w:shd w:val="clear" w:color="auto" w:fill="D9F2D0" w:themeFill="accent6" w:themeFillTint="33"/>
             <w:vAlign w:val="center"/>
           </w:tcPr>
           <w:p>
@@ -23574,7 +23990,7 @@
               <w:bottom w:val="single" w:sz="12" w:space="0" w:color="000000"/>
               <w:right w:val="single" w:sz="12" w:space="0" w:color="000000"/>
             </w:tcBorders>
-            <w:shd w:val="clear" w:color="auto" w:fill="DDA0DD"/>
+            <w:shd w:val="clear" w:color="auto" w:fill="D9F2D0" w:themeFill="accent6" w:themeFillTint="33"/>
             <w:vAlign w:val="center"/>
           </w:tcPr>
           <w:p>
@@ -23604,7 +24020,7 @@
               <w:bottom w:val="single" w:sz="12" w:space="0" w:color="000000"/>
               <w:right w:val="single" w:sz="12" w:space="0" w:color="000000"/>
             </w:tcBorders>
-            <w:shd w:val="clear" w:color="auto" w:fill="DDA0DD"/>
+            <w:shd w:val="clear" w:color="auto" w:fill="D9F2D0" w:themeFill="accent6" w:themeFillTint="33"/>
             <w:vAlign w:val="center"/>
           </w:tcPr>
           <w:p>
@@ -23634,7 +24050,7 @@
               <w:bottom w:val="single" w:sz="12" w:space="0" w:color="000000"/>
               <w:right w:val="single" w:sz="12" w:space="0" w:color="000000"/>
             </w:tcBorders>
-            <w:shd w:val="clear" w:color="auto" w:fill="DDA0DD"/>
+            <w:shd w:val="clear" w:color="auto" w:fill="4EA72E" w:themeFill="accent6"/>
             <w:vAlign w:val="center"/>
           </w:tcPr>
           <w:p>
@@ -23945,7 +24361,7 @@
               <w:bottom w:val="single" w:sz="12" w:space="0" w:color="000000"/>
               <w:right w:val="single" w:sz="12" w:space="0" w:color="000000"/>
             </w:tcBorders>
-            <w:shd w:val="clear" w:color="auto" w:fill="DDA0DD"/>
+            <w:shd w:val="clear" w:color="auto" w:fill="D9F2D0" w:themeFill="accent6" w:themeFillTint="33"/>
             <w:vAlign w:val="center"/>
           </w:tcPr>
           <w:p>
@@ -23975,7 +24391,7 @@
               <w:bottom w:val="single" w:sz="12" w:space="0" w:color="000000"/>
               <w:right w:val="single" w:sz="12" w:space="0" w:color="000000"/>
             </w:tcBorders>
-            <w:shd w:val="clear" w:color="auto" w:fill="DDA0DD"/>
+            <w:shd w:val="clear" w:color="auto" w:fill="D9F2D0" w:themeFill="accent6" w:themeFillTint="33"/>
             <w:vAlign w:val="center"/>
           </w:tcPr>
           <w:p>
@@ -24005,7 +24421,7 @@
               <w:bottom w:val="single" w:sz="12" w:space="0" w:color="000000"/>
               <w:right w:val="single" w:sz="12" w:space="0" w:color="000000"/>
             </w:tcBorders>
-            <w:shd w:val="clear" w:color="auto" w:fill="DDA0DD"/>
+            <w:shd w:val="clear" w:color="auto" w:fill="D9F2D0" w:themeFill="accent6" w:themeFillTint="33"/>
             <w:vAlign w:val="center"/>
           </w:tcPr>
           <w:p>
@@ -24035,7 +24451,7 @@
               <w:bottom w:val="single" w:sz="12" w:space="0" w:color="000000"/>
               <w:right w:val="single" w:sz="12" w:space="0" w:color="000000"/>
             </w:tcBorders>
-            <w:shd w:val="clear" w:color="auto" w:fill="DDA0DD"/>
+            <w:shd w:val="clear" w:color="auto" w:fill="4EA72E" w:themeFill="accent6"/>
             <w:vAlign w:val="center"/>
           </w:tcPr>
           <w:p>
@@ -24346,7 +24762,7 @@
               <w:bottom w:val="single" w:sz="12" w:space="0" w:color="000000"/>
               <w:right w:val="single" w:sz="12" w:space="0" w:color="000000"/>
             </w:tcBorders>
-            <w:shd w:val="clear" w:color="auto" w:fill="DDA0DD"/>
+            <w:shd w:val="clear" w:color="auto" w:fill="D9F2D0" w:themeFill="accent6" w:themeFillTint="33"/>
             <w:vAlign w:val="center"/>
           </w:tcPr>
           <w:p>
@@ -24376,7 +24792,7 @@
               <w:bottom w:val="single" w:sz="12" w:space="0" w:color="000000"/>
               <w:right w:val="single" w:sz="12" w:space="0" w:color="000000"/>
             </w:tcBorders>
-            <w:shd w:val="clear" w:color="auto" w:fill="DDA0DD"/>
+            <w:shd w:val="clear" w:color="auto" w:fill="D9F2D0" w:themeFill="accent6" w:themeFillTint="33"/>
             <w:vAlign w:val="center"/>
           </w:tcPr>
           <w:p>
@@ -24406,7 +24822,7 @@
               <w:bottom w:val="single" w:sz="12" w:space="0" w:color="000000"/>
               <w:right w:val="single" w:sz="12" w:space="0" w:color="000000"/>
             </w:tcBorders>
-            <w:shd w:val="clear" w:color="auto" w:fill="DDA0DD"/>
+            <w:shd w:val="clear" w:color="auto" w:fill="D9F2D0" w:themeFill="accent6" w:themeFillTint="33"/>
             <w:vAlign w:val="center"/>
           </w:tcPr>
           <w:p>
@@ -24436,7 +24852,7 @@
               <w:bottom w:val="single" w:sz="12" w:space="0" w:color="000000"/>
               <w:right w:val="single" w:sz="12" w:space="0" w:color="000000"/>
             </w:tcBorders>
-            <w:shd w:val="clear" w:color="auto" w:fill="DDA0DD"/>
+            <w:shd w:val="clear" w:color="auto" w:fill="4EA72E" w:themeFill="accent6"/>
             <w:vAlign w:val="center"/>
           </w:tcPr>
           <w:p>
@@ -24759,7 +25175,7 @@
               <w:bottom w:val="single" w:sz="12" w:space="0" w:color="000000"/>
               <w:right w:val="single" w:sz="12" w:space="0" w:color="000000"/>
             </w:tcBorders>
-            <w:shd w:val="clear" w:color="auto" w:fill="DDA0DD"/>
+            <w:shd w:val="clear" w:color="auto" w:fill="D9F2D0" w:themeFill="accent6" w:themeFillTint="33"/>
             <w:vAlign w:val="center"/>
           </w:tcPr>
           <w:p>
@@ -24789,7 +25205,7 @@
               <w:bottom w:val="single" w:sz="12" w:space="0" w:color="000000"/>
               <w:right w:val="single" w:sz="12" w:space="0" w:color="000000"/>
             </w:tcBorders>
-            <w:shd w:val="clear" w:color="auto" w:fill="DDA0DD"/>
+            <w:shd w:val="clear" w:color="auto" w:fill="D9F2D0" w:themeFill="accent6" w:themeFillTint="33"/>
             <w:vAlign w:val="center"/>
           </w:tcPr>
           <w:p>
@@ -24819,7 +25235,7 @@
               <w:bottom w:val="single" w:sz="12" w:space="0" w:color="000000"/>
               <w:right w:val="single" w:sz="12" w:space="0" w:color="000000"/>
             </w:tcBorders>
-            <w:shd w:val="clear" w:color="auto" w:fill="DDA0DD"/>
+            <w:shd w:val="clear" w:color="auto" w:fill="D9F2D0" w:themeFill="accent6" w:themeFillTint="33"/>
             <w:vAlign w:val="center"/>
           </w:tcPr>
           <w:p>
@@ -24849,7 +25265,7 @@
               <w:bottom w:val="single" w:sz="12" w:space="0" w:color="000000"/>
               <w:right w:val="single" w:sz="12" w:space="0" w:color="000000"/>
             </w:tcBorders>
-            <w:shd w:val="clear" w:color="auto" w:fill="DDA0DD"/>
+            <w:shd w:val="clear" w:color="auto" w:fill="4EA72E" w:themeFill="accent6"/>
             <w:vAlign w:val="center"/>
           </w:tcPr>
           <w:p>
@@ -25160,33 +25576,23 @@
               <w:bottom w:val="single" w:sz="12" w:space="0" w:color="000000"/>
               <w:right w:val="single" w:sz="12" w:space="0" w:color="000000"/>
             </w:tcBorders>
-            <w:shd w:val="clear" w:color="auto" w:fill="B0C4DE"/>
+            <w:shd w:val="clear" w:color="auto" w:fill="D9F2D0" w:themeFill="accent6" w:themeFillTint="33"/>
             <w:vAlign w:val="center"/>
           </w:tcPr>
           <w:p>
             <w:pPr>
               <w:keepNext/>
               <w:spacing w:after="0" w:line="240" w:lineRule="exact"/>
-              <w:jc w:val="center"/>
-              <w:rPr>
-                <w:rFonts w:ascii="Courier" w:hAnsi="Courier"/>
-                <w:sz w:val="24"/>
-              </w:rPr>
-            </w:pPr>
-            <w:r>
-              <w:rPr>
-                <w:rFonts w:ascii="Arial" w:hAnsi="Arial" w:cs="Arial"/>
-                <w:b/>
-                <w:bCs/>
-              </w:rPr>
-              <w:t>UND</w:t>
-            </w:r>
-            <w:r>
-              <w:rPr>
-                <w:rFonts w:ascii="Arial" w:hAnsi="Arial" w:cs="Arial"/>
-              </w:rPr>
-              <w:br/>
-              <w:t>----</w:t>
+              <w:rPr>
+                <w:rFonts w:ascii="Courier" w:hAnsi="Courier"/>
+                <w:sz w:val="24"/>
+              </w:rPr>
+            </w:pPr>
+            <w:r>
+              <w:rPr>
+                <w:rFonts w:ascii="Arial" w:hAnsi="Arial" w:cs="Arial"/>
+              </w:rPr>
+              <w:t> </w:t>
             </w:r>
           </w:p>
         </w:tc>
@@ -25199,7 +25605,7 @@
               <w:bottom w:val="single" w:sz="12" w:space="0" w:color="000000"/>
               <w:right w:val="single" w:sz="12" w:space="0" w:color="000000"/>
             </w:tcBorders>
-            <w:shd w:val="clear" w:color="auto" w:fill="F1A983" w:themeFill="accent2" w:themeFillTint="99"/>
+            <w:shd w:val="clear" w:color="auto" w:fill="D9F2D0" w:themeFill="accent6" w:themeFillTint="33"/>
             <w:vAlign w:val="center"/>
           </w:tcPr>
           <w:p>
@@ -25216,22 +25622,8 @@
               <w:rPr>
                 <w:rFonts w:ascii="Arial" w:hAnsi="Arial" w:cs="Arial"/>
               </w:rPr>
-              <w:t>�</w:t>
-            </w:r>
-            <w:r>
-              <w:rPr>
-                <w:rFonts w:ascii="Arial" w:hAnsi="Arial" w:cs="Arial"/>
-              </w:rPr>
-              <w:br/>
-            </w:r>
-            <w:proofErr w:type="spellStart"/>
-            <w:r>
-              <w:rPr>
-                <w:rFonts w:ascii="Arial" w:hAnsi="Arial" w:cs="Arial"/>
-              </w:rPr>
-              <w:t>FFFD</w:t>
-            </w:r>
-            <w:proofErr w:type="spellEnd"/>
+              <w:t> </w:t>
+            </w:r>
           </w:p>
         </w:tc>
         <w:tc>
@@ -25243,7 +25635,7 @@
               <w:bottom w:val="single" w:sz="12" w:space="0" w:color="000000"/>
               <w:right w:val="single" w:sz="12" w:space="0" w:color="000000"/>
             </w:tcBorders>
-            <w:shd w:val="clear" w:color="auto" w:fill="DDA0DD"/>
+            <w:shd w:val="clear" w:color="auto" w:fill="D9F2D0" w:themeFill="accent6" w:themeFillTint="33"/>
             <w:vAlign w:val="center"/>
           </w:tcPr>
           <w:p>
@@ -25273,7 +25665,7 @@
               <w:bottom w:val="single" w:sz="12" w:space="0" w:color="000000"/>
               <w:right w:val="single" w:sz="12" w:space="0" w:color="000000"/>
             </w:tcBorders>
-            <w:shd w:val="clear" w:color="auto" w:fill="DDA0DD"/>
+            <w:shd w:val="clear" w:color="auto" w:fill="4EA72E" w:themeFill="accent6"/>
             <w:vAlign w:val="center"/>
           </w:tcPr>
           <w:p>
@@ -25589,7 +25981,7 @@
               <w:bottom w:val="single" w:sz="12" w:space="0" w:color="000000"/>
               <w:right w:val="single" w:sz="12" w:space="0" w:color="000000"/>
             </w:tcBorders>
-            <w:shd w:val="clear" w:color="auto" w:fill="DDA0DD"/>
+            <w:shd w:val="clear" w:color="auto" w:fill="D9F2D0" w:themeFill="accent6" w:themeFillTint="33"/>
             <w:vAlign w:val="center"/>
           </w:tcPr>
           <w:p>
@@ -25619,7 +26011,7 @@
               <w:bottom w:val="single" w:sz="12" w:space="0" w:color="000000"/>
               <w:right w:val="single" w:sz="12" w:space="0" w:color="000000"/>
             </w:tcBorders>
-            <w:shd w:val="clear" w:color="auto" w:fill="B0C4DE"/>
+            <w:shd w:val="clear" w:color="auto" w:fill="D9F2D0" w:themeFill="accent6" w:themeFillTint="33"/>
             <w:vAlign w:val="center"/>
           </w:tcPr>
           <w:p>
@@ -25635,17 +26027,8 @@
             <w:r>
               <w:rPr>
                 <w:rFonts w:ascii="Arial" w:hAnsi="Arial" w:cs="Arial"/>
-                <w:b/>
-                <w:bCs/>
-              </w:rPr>
-              <w:t>UND</w:t>
-            </w:r>
-            <w:r>
-              <w:rPr>
-                <w:rFonts w:ascii="Arial" w:hAnsi="Arial" w:cs="Arial"/>
-              </w:rPr>
-              <w:br/>
-              <w:t>----</w:t>
+              </w:rPr>
+              <w:t> </w:t>
             </w:r>
           </w:p>
         </w:tc>
@@ -25658,7 +26041,7 @@
               <w:bottom w:val="single" w:sz="12" w:space="0" w:color="000000"/>
               <w:right w:val="single" w:sz="12" w:space="0" w:color="000000"/>
             </w:tcBorders>
-            <w:shd w:val="clear" w:color="auto" w:fill="DDA0DD"/>
+            <w:shd w:val="clear" w:color="auto" w:fill="D9F2D0" w:themeFill="accent6" w:themeFillTint="33"/>
             <w:vAlign w:val="center"/>
           </w:tcPr>
           <w:p>
@@ -25688,7 +26071,7 @@
               <w:bottom w:val="single" w:sz="12" w:space="0" w:color="000000"/>
               <w:right w:val="single" w:sz="12" w:space="0" w:color="000000"/>
             </w:tcBorders>
-            <w:shd w:val="clear" w:color="auto" w:fill="DDA0DD"/>
+            <w:shd w:val="clear" w:color="auto" w:fill="4EA72E" w:themeFill="accent6"/>
             <w:vAlign w:val="center"/>
           </w:tcPr>
           <w:p>
@@ -26037,7 +26420,7 @@
               <w:bottom w:val="single" w:sz="12" w:space="0" w:color="000000"/>
               <w:right w:val="single" w:sz="12" w:space="0" w:color="000000"/>
             </w:tcBorders>
-            <w:shd w:val="clear" w:color="auto" w:fill="DDA0DD"/>
+            <w:shd w:val="clear" w:color="auto" w:fill="D9F2D0" w:themeFill="accent6" w:themeFillTint="33"/>
             <w:vAlign w:val="center"/>
           </w:tcPr>
           <w:p>
@@ -26067,7 +26450,7 @@
               <w:bottom w:val="single" w:sz="12" w:space="0" w:color="000000"/>
               <w:right w:val="single" w:sz="12" w:space="0" w:color="000000"/>
             </w:tcBorders>
-            <w:shd w:val="clear" w:color="auto" w:fill="DDA0DD"/>
+            <w:shd w:val="clear" w:color="auto" w:fill="D9F2D0" w:themeFill="accent6" w:themeFillTint="33"/>
             <w:vAlign w:val="center"/>
           </w:tcPr>
           <w:p>
@@ -26097,7 +26480,7 @@
               <w:bottom w:val="single" w:sz="12" w:space="0" w:color="000000"/>
               <w:right w:val="single" w:sz="12" w:space="0" w:color="000000"/>
             </w:tcBorders>
-            <w:shd w:val="clear" w:color="auto" w:fill="DDA0DD"/>
+            <w:shd w:val="clear" w:color="auto" w:fill="D9F2D0" w:themeFill="accent6" w:themeFillTint="33"/>
             <w:vAlign w:val="center"/>
           </w:tcPr>
           <w:p>
@@ -26127,7 +26510,7 @@
               <w:bottom w:val="single" w:sz="12" w:space="0" w:color="000000"/>
               <w:right w:val="single" w:sz="12" w:space="0" w:color="000000"/>
             </w:tcBorders>
-            <w:shd w:val="clear" w:color="auto" w:fill="DDA0DD"/>
+            <w:shd w:val="clear" w:color="auto" w:fill="4EA72E" w:themeFill="accent6"/>
             <w:vAlign w:val="center"/>
           </w:tcPr>
           <w:p>
@@ -26438,7 +26821,7 @@
               <w:bottom w:val="single" w:sz="12" w:space="0" w:color="000000"/>
               <w:right w:val="single" w:sz="12" w:space="0" w:color="000000"/>
             </w:tcBorders>
-            <w:shd w:val="clear" w:color="auto" w:fill="B0C4DE"/>
+            <w:shd w:val="clear" w:color="auto" w:fill="D9F2D0" w:themeFill="accent6" w:themeFillTint="33"/>
             <w:vAlign w:val="center"/>
           </w:tcPr>
           <w:p>
@@ -26454,17 +26837,8 @@
             <w:r>
               <w:rPr>
                 <w:rFonts w:ascii="Arial" w:hAnsi="Arial" w:cs="Arial"/>
-                <w:b/>
-                <w:bCs/>
-              </w:rPr>
-              <w:t>UND</w:t>
-            </w:r>
-            <w:r>
-              <w:rPr>
-                <w:rFonts w:ascii="Arial" w:hAnsi="Arial" w:cs="Arial"/>
-              </w:rPr>
-              <w:br/>
-              <w:t>----</w:t>
+              </w:rPr>
+              <w:t> </w:t>
             </w:r>
           </w:p>
         </w:tc>
@@ -26477,7 +26851,7 @@
               <w:bottom w:val="single" w:sz="12" w:space="0" w:color="000000"/>
               <w:right w:val="single" w:sz="12" w:space="0" w:color="000000"/>
             </w:tcBorders>
-            <w:shd w:val="clear" w:color="auto" w:fill="DDA0DD"/>
+            <w:shd w:val="clear" w:color="auto" w:fill="D9F2D0" w:themeFill="accent6" w:themeFillTint="33"/>
             <w:vAlign w:val="center"/>
           </w:tcPr>
           <w:p>
@@ -26507,7 +26881,7 @@
               <w:bottom w:val="single" w:sz="12" w:space="0" w:color="000000"/>
               <w:right w:val="single" w:sz="12" w:space="0" w:color="000000"/>
             </w:tcBorders>
-            <w:shd w:val="clear" w:color="auto" w:fill="FFFFFF" w:themeFill="background1"/>
+            <w:shd w:val="clear" w:color="auto" w:fill="D9F2D0" w:themeFill="accent6" w:themeFillTint="33"/>
             <w:vAlign w:val="center"/>
           </w:tcPr>
           <w:p>
@@ -26522,16 +26896,9 @@
             </w:pPr>
             <w:r>
               <w:rPr>
-                <w:rFonts w:ascii="Cambria Math" w:hAnsi="Cambria Math" w:cs="Cambria Math"/>
-              </w:rPr>
-              <w:t>‐</w:t>
-            </w:r>
-            <w:r>
-              <w:rPr>
-                <w:rFonts w:ascii="Arial" w:hAnsi="Arial" w:cs="Arial"/>
-              </w:rPr>
-              <w:br/>
-              <w:t>2010</w:t>
+                <w:rFonts w:ascii="Arial" w:hAnsi="Arial" w:cs="Arial"/>
+              </w:rPr>
+              <w:t> </w:t>
             </w:r>
           </w:p>
         </w:tc>
@@ -26544,7 +26911,7 @@
               <w:bottom w:val="single" w:sz="12" w:space="0" w:color="000000"/>
               <w:right w:val="single" w:sz="12" w:space="0" w:color="000000"/>
             </w:tcBorders>
-            <w:shd w:val="clear" w:color="auto" w:fill="DDA0DD"/>
+            <w:shd w:val="clear" w:color="auto" w:fill="FFFFFF" w:themeFill="background1"/>
             <w:vAlign w:val="center"/>
           </w:tcPr>
           <w:p>
@@ -26557,6 +26924,21 @@
                 <w:sz w:val="24"/>
               </w:rPr>
             </w:pPr>
+            <w:r>
+              <w:rPr>
+                <w:rFonts w:ascii="Cambria Math" w:hAnsi="Cambria Math" w:cs="Cambria Math"/>
+                <w:shd w:val="clear" w:color="auto" w:fill="FFFFFF" w:themeFill="background1"/>
+              </w:rPr>
+              <w:t>‐</w:t>
+            </w:r>
+            <w:r>
+              <w:rPr>
+                <w:rFonts w:ascii="Arial" w:hAnsi="Arial" w:cs="Arial"/>
+                <w:shd w:val="clear" w:color="auto" w:fill="FFFFFF" w:themeFill="background1"/>
+              </w:rPr>
+              <w:br/>
+              <w:t>2010</w:t>
+            </w:r>
             <w:r>
               <w:rPr>
                 <w:rFonts w:ascii="Arial" w:hAnsi="Arial" w:cs="Arial"/>
@@ -26855,7 +27237,7 @@
               <w:bottom w:val="single" w:sz="12" w:space="0" w:color="000000"/>
               <w:right w:val="single" w:sz="12" w:space="0" w:color="000000"/>
             </w:tcBorders>
-            <w:shd w:val="clear" w:color="auto" w:fill="DDA0DD"/>
+            <w:shd w:val="clear" w:color="auto" w:fill="D9F2D0" w:themeFill="accent6" w:themeFillTint="33"/>
             <w:vAlign w:val="center"/>
           </w:tcPr>
           <w:p>
@@ -26885,7 +27267,7 @@
               <w:bottom w:val="single" w:sz="12" w:space="0" w:color="000000"/>
               <w:right w:val="single" w:sz="12" w:space="0" w:color="000000"/>
             </w:tcBorders>
-            <w:shd w:val="clear" w:color="auto" w:fill="DDA0DD"/>
+            <w:shd w:val="clear" w:color="auto" w:fill="D9F2D0" w:themeFill="accent6" w:themeFillTint="33"/>
             <w:vAlign w:val="center"/>
           </w:tcPr>
           <w:p>
@@ -26915,7 +27297,7 @@
               <w:bottom w:val="single" w:sz="12" w:space="0" w:color="000000"/>
               <w:right w:val="single" w:sz="12" w:space="0" w:color="000000"/>
             </w:tcBorders>
-            <w:shd w:val="clear" w:color="auto" w:fill="DDA0DD"/>
+            <w:shd w:val="clear" w:color="auto" w:fill="D9F2D0" w:themeFill="accent6" w:themeFillTint="33"/>
             <w:vAlign w:val="center"/>
           </w:tcPr>
           <w:p>
@@ -26945,7 +27327,7 @@
               <w:bottom w:val="single" w:sz="12" w:space="0" w:color="000000"/>
               <w:right w:val="single" w:sz="12" w:space="0" w:color="000000"/>
             </w:tcBorders>
-            <w:shd w:val="clear" w:color="auto" w:fill="DDA0DD"/>
+            <w:shd w:val="clear" w:color="auto" w:fill="4EA72E" w:themeFill="accent6"/>
             <w:vAlign w:val="center"/>
           </w:tcPr>
           <w:p>
@@ -27282,7 +27664,7 @@
               <w:bottom w:val="single" w:sz="12" w:space="0" w:color="000000"/>
               <w:right w:val="single" w:sz="12" w:space="0" w:color="000000"/>
             </w:tcBorders>
-            <w:shd w:val="clear" w:color="auto" w:fill="DDA0DD"/>
+            <w:shd w:val="clear" w:color="auto" w:fill="D9F2D0" w:themeFill="accent6" w:themeFillTint="33"/>
             <w:vAlign w:val="center"/>
           </w:tcPr>
           <w:p>
@@ -27312,7 +27694,7 @@
               <w:bottom w:val="single" w:sz="12" w:space="0" w:color="000000"/>
               <w:right w:val="single" w:sz="12" w:space="0" w:color="000000"/>
             </w:tcBorders>
-            <w:shd w:val="clear" w:color="auto" w:fill="DDA0DD"/>
+            <w:shd w:val="clear" w:color="auto" w:fill="D9F2D0" w:themeFill="accent6" w:themeFillTint="33"/>
             <w:vAlign w:val="center"/>
           </w:tcPr>
           <w:p>
@@ -27342,7 +27724,7 @@
               <w:bottom w:val="single" w:sz="12" w:space="0" w:color="000000"/>
               <w:right w:val="single" w:sz="12" w:space="0" w:color="000000"/>
             </w:tcBorders>
-            <w:shd w:val="clear" w:color="auto" w:fill="DDA0DD"/>
+            <w:shd w:val="clear" w:color="auto" w:fill="D9F2D0" w:themeFill="accent6" w:themeFillTint="33"/>
             <w:vAlign w:val="center"/>
           </w:tcPr>
           <w:p>
@@ -27372,7 +27754,6 @@
               <w:bottom w:val="single" w:sz="12" w:space="0" w:color="000000"/>
               <w:right w:val="single" w:sz="12" w:space="0" w:color="000000"/>
             </w:tcBorders>
-            <w:shd w:val="clear" w:color="auto" w:fill="DDA0DD"/>
             <w:vAlign w:val="center"/>
           </w:tcPr>
           <w:p>
@@ -27381,16 +27762,33 @@
               <w:spacing w:after="0" w:line="240" w:lineRule="exact"/>
               <w:jc w:val="center"/>
               <w:rPr>
-                <w:rFonts w:ascii="Courier" w:hAnsi="Courier"/>
-                <w:sz w:val="24"/>
-              </w:rPr>
-            </w:pPr>
-            <w:r>
-              <w:rPr>
-                <w:rFonts w:ascii="Arial" w:hAnsi="Arial" w:cs="Arial"/>
-              </w:rPr>
-              <w:t> </w:t>
-            </w:r>
+                <w:rFonts w:ascii="Arial" w:hAnsi="Arial" w:cs="Arial"/>
+                <w:shd w:val="clear" w:color="auto" w:fill="FFFFFF" w:themeFill="background1"/>
+              </w:rPr>
+            </w:pPr>
+            <w:r>
+              <w:rPr>
+                <w:rFonts w:ascii="Arial" w:hAnsi="Arial" w:cs="Arial"/>
+                <w:shd w:val="clear" w:color="auto" w:fill="FFFFFF" w:themeFill="background1"/>
+              </w:rPr>
+              <w:t>�</w:t>
+            </w:r>
+            <w:r>
+              <w:rPr>
+                <w:rFonts w:ascii="Arial" w:hAnsi="Arial" w:cs="Arial"/>
+                <w:shd w:val="clear" w:color="auto" w:fill="FFFFFF" w:themeFill="background1"/>
+              </w:rPr>
+              <w:br/>
+            </w:r>
+            <w:proofErr w:type="spellStart"/>
+            <w:r>
+              <w:rPr>
+                <w:rFonts w:ascii="Arial" w:hAnsi="Arial" w:cs="Arial"/>
+                <w:shd w:val="clear" w:color="auto" w:fill="FFFFFF" w:themeFill="background1"/>
+              </w:rPr>
+              <w:t>FFFD</w:t>
+            </w:r>
+            <w:proofErr w:type="spellEnd"/>
           </w:p>
         </w:tc>
         <w:tc>
@@ -27501,8 +27899,7 @@
               <w:spacing w:after="0" w:line="240" w:lineRule="exact"/>
               <w:jc w:val="center"/>
               <w:rPr>
-                <w:rFonts w:ascii="Courier" w:hAnsi="Courier"/>
-                <w:sz w:val="24"/>
+                <w:rFonts w:ascii="Arial" w:hAnsi="Arial" w:cs="Arial"/>
               </w:rPr>
             </w:pPr>
             <w:r>
@@ -27602,23 +27999,7 @@
               <w:t xml:space="preserve"> in</w:t>
             </w:r>
             <w:r>
-              <w:t xml:space="preserve"> 40 m), esp. to get a space but still avoid an automatic line break. This character is at this position in </w:t>
-            </w:r>
-            <w:proofErr w:type="gramStart"/>
-            <w:r>
-              <w:t>all of</w:t>
-            </w:r>
-            <w:proofErr w:type="gramEnd"/>
-            <w:r>
-              <w:t xml:space="preserve"> the 7-bit alphabets for SMS/CBS with reference code </w:t>
-            </w:r>
-            <w:proofErr w:type="spellStart"/>
-            <w:r>
-              <w:t>0x10</w:t>
-            </w:r>
-            <w:proofErr w:type="spellEnd"/>
-            <w:r>
-              <w:t xml:space="preserve"> or higher.</w:t>
+              <w:t xml:space="preserve"> 40 m), esp. to get a space but still avoid an automatic line break.</w:t>
             </w:r>
           </w:p>
           <w:p>
@@ -27666,10 +28047,122 @@
               <w:t xml:space="preserve"> or higher.</w:t>
             </w:r>
           </w:p>
+          <w:p>
+            <w:pPr>
+              <w:pStyle w:val="TAN"/>
+              <w:ind w:left="1310" w:hanging="1310"/>
+            </w:pPr>
+            <w:proofErr w:type="spellStart"/>
+            <w:r>
+              <w:t>U+</w:t>
+            </w:r>
+            <w:r>
+              <w:rPr>
+                <w:rFonts w:cs="Arial"/>
+              </w:rPr>
+              <w:t>0133</w:t>
+            </w:r>
+            <w:proofErr w:type="spellEnd"/>
+            <w:r>
+              <w:rPr>
+                <w:rFonts w:cs="Arial"/>
+              </w:rPr>
+              <w:t>:</w:t>
+            </w:r>
+            <w:r>
+              <w:tab/>
+            </w:r>
+            <w:r>
+              <w:t>lowercase ‘</w:t>
+            </w:r>
+            <w:proofErr w:type="spellStart"/>
+            <w:r>
+              <w:t>ij</w:t>
+            </w:r>
+            <w:proofErr w:type="spellEnd"/>
+            <w:r>
+              <w:t>’ ligature should be regarded as ‘soft-dotted’.</w:t>
+            </w:r>
+          </w:p>
+          <w:p>
+            <w:pPr>
+              <w:pStyle w:val="TAN"/>
+              <w:ind w:left="1310" w:hanging="1310"/>
+            </w:pPr>
+            <w:r>
+              <w:t>Col. 0-2</w:t>
+            </w:r>
+            <w:r>
+              <w:t>:</w:t>
+            </w:r>
+            <w:r>
+              <w:tab/>
+            </w:r>
+            <w:r>
+              <w:t xml:space="preserve">The light green marked positions are </w:t>
+            </w:r>
+            <w:r>
+              <w:t xml:space="preserve">used </w:t>
+            </w:r>
+            <w:r>
+              <w:t>for text styling/colo</w:t>
+            </w:r>
+            <w:r>
+              <w:t>uring controls.</w:t>
+            </w:r>
+            <w:r>
+              <w:t xml:space="preserve"> See section D.</w:t>
+            </w:r>
+          </w:p>
+          <w:p>
+            <w:pPr>
+              <w:pStyle w:val="TAN"/>
+              <w:ind w:left="1310" w:hanging="1310"/>
+            </w:pPr>
+            <w:r>
+              <w:t>Col. 0-3:</w:t>
+            </w:r>
+            <w:r>
+              <w:tab/>
+            </w:r>
+            <w:r>
+              <w:t>Th</w:t>
+            </w:r>
+            <w:r>
+              <w:t>ese are the same for all 7-bit alphabets with c</w:t>
+            </w:r>
+            <w:r>
+              <w:t xml:space="preserve">ode </w:t>
+            </w:r>
+            <w:proofErr w:type="spellStart"/>
+            <w:r>
+              <w:t>0x10</w:t>
+            </w:r>
+            <w:proofErr w:type="spellEnd"/>
+            <w:r>
+              <w:t xml:space="preserve"> and up</w:t>
+            </w:r>
+            <w:r>
+              <w:t xml:space="preserve">, </w:t>
+            </w:r>
+            <w:r>
+              <w:t xml:space="preserve">but table not </w:t>
+            </w:r>
+            <w:r>
+              <w:t>printed here.</w:t>
+            </w:r>
+          </w:p>
         </w:tc>
       </w:tr>
     </w:tbl>
-    <w:p/>
+    <w:p>
+      <w:pPr>
+        <w:rPr>
+          <w:sz w:val="8"/>
+          <w:szCs w:val="8"/>
+        </w:rPr>
+      </w:pPr>
+    </w:p>
     <w:sectPr>
       <w:pgSz w:w="11906" w:h="16838"/>
       <w:pgMar w:top="1417" w:right="1417" w:bottom="1418" w:left="1417" w:header="708" w:footer="708" w:gutter="0"/>
@@ -27701,14 +28194,14 @@
   </w:docDefaults>
   <w:latentStyles w:defLockedState="0" w:defUIPriority="99" w:defSemiHidden="0" w:defUnhideWhenUsed="0" w:defQFormat="0" w:count="376">
     <w:lsdException w:name="Normal" w:uiPriority="0" w:qFormat="1"/>
-    <w:lsdException w:name="heading 1" w:uiPriority="9" w:qFormat="1"/>
+    <w:lsdException w:name="heading 1" w:uiPriority="0" w:qFormat="1"/>
     <w:lsdException w:name="heading 2" w:semiHidden="1" w:uiPriority="9" w:unhideWhenUsed="1" w:qFormat="1"/>
     <w:lsdException w:name="heading 3" w:semiHidden="1" w:uiPriority="0" w:unhideWhenUsed="1" w:qFormat="1"/>
     <w:lsdException w:name="heading 4" w:semiHidden="1" w:uiPriority="0" w:unhideWhenUsed="1" w:qFormat="1"/>
     <w:lsdException w:name="heading 5" w:semiHidden="1" w:uiPriority="9" w:unhideWhenUsed="1" w:qFormat="1"/>
     <w:lsdException w:name="heading 6" w:semiHidden="1" w:uiPriority="9" w:unhideWhenUsed="1" w:qFormat="1"/>
     <w:lsdException w:name="heading 7" w:semiHidden="1" w:uiPriority="9" w:unhideWhenUsed="1" w:qFormat="1"/>
-    <w:lsdException w:name="heading 8" w:semiHidden="1" w:uiPriority="9" w:unhideWhenUsed="1" w:qFormat="1"/>
+    <w:lsdException w:name="heading 8" w:semiHidden="1" w:uiPriority="0" w:unhideWhenUsed="1" w:qFormat="1"/>
     <w:lsdException w:name="heading 9" w:semiHidden="1" w:uiPriority="9" w:unhideWhenUsed="1" w:qFormat="1"/>
     <w:lsdException w:name="index 1" w:semiHidden="1" w:unhideWhenUsed="1"/>
     <w:lsdException w:name="index 2" w:semiHidden="1" w:unhideWhenUsed="1"/>
@@ -28098,6 +28591,36 @@
       <w14:ligatures w14:val="none"/>
     </w:rPr>
   </w:style>
+  <w:style w:type="paragraph" w:styleId="Rubrik1">
+    <w:name w:val="heading 1"/>
+    <w:next w:val="Normal"/>
+    <w:link w:val="Rubrik1Char"/>
+    <w:qFormat/>
+    <w:rsid w:val="00CF3ECA"/>
+    <w:pPr>
+      <w:keepNext/>
+      <w:keepLines/>
+      <w:pBdr>
+        <w:top w:val="single" w:sz="12" w:space="3" w:color="auto"/>
+      </w:pBdr>
+      <w:overflowPunct w:val="0"/>
+      <w:autoSpaceDE w:val="0"/>
+      <w:autoSpaceDN w:val="0"/>
+      <w:adjustRightInd w:val="0"/>
+      <w:spacing w:before="240" w:after="180" w:line="240" w:lineRule="auto"/>
+      <w:ind w:left="1134" w:hanging="1134"/>
+      <w:textAlignment w:val="baseline"/>
+      <w:outlineLvl w:val="0"/>
+    </w:pPr>
+    <w:rPr>
+      <w:rFonts w:ascii="Arial" w:eastAsia="Times New Roman" w:hAnsi="Arial" w:cs="Times New Roman"/>
+      <w:kern w:val="0"/>
+      <w:sz w:val="36"/>
+      <w:szCs w:val="20"/>
+      <w:lang w:val="en-GB" w:eastAsia="en-GB"/>
+      <w14:ligatures w14:val="none"/>
+    </w:rPr>
+  </w:style>
   <w:style w:type="paragraph" w:styleId="Rubrik2">
     <w:name w:val="heading 2"/>
     <w:basedOn w:val="Normal"/>
@@ -28153,6 +28676,28 @@
     </w:pPr>
     <w:rPr>
       <w:sz w:val="24"/>
+    </w:rPr>
+  </w:style>
+  <w:style w:type="paragraph" w:styleId="Rubrik8">
+    <w:name w:val="heading 8"/>
+    <w:basedOn w:val="Normal"/>
+    <w:next w:val="Normal"/>
+    <w:link w:val="Rubrik8Char"/>
+    <w:semiHidden/>
+    <w:unhideWhenUsed/>
+    <w:qFormat/>
+    <w:rsid w:val="00414D9D"/>
+    <w:pPr>
+      <w:keepNext/>
+      <w:keepLines/>
+      <w:spacing w:before="40" w:after="0"/>
+      <w:outlineLvl w:val="7"/>
+    </w:pPr>
+    <w:rPr>
+      <w:rFonts w:asciiTheme="majorHAnsi" w:eastAsiaTheme="majorEastAsia" w:hAnsiTheme="majorHAnsi" w:cstheme="majorBidi"/>
+      <w:color w:val="272727" w:themeColor="text1" w:themeTint="D8"/>
+      <w:sz w:val="21"/>
+      <w:szCs w:val="21"/>
     </w:rPr>
   </w:style>
   <w:style w:type="character" w:default="1" w:styleId="Standardstycketeckensnitt">
@@ -28311,6 +28856,36 @@
       <w:rFonts w:ascii="Times New Roman" w:eastAsia="Times New Roman" w:hAnsi="Times New Roman" w:cs="Times New Roman"/>
       <w:kern w:val="0"/>
       <w:sz w:val="20"/>
+      <w:szCs w:val="20"/>
+      <w:lang w:val="en-GB" w:eastAsia="en-GB"/>
+      <w14:ligatures w14:val="none"/>
+    </w:rPr>
+  </w:style>
+  <w:style w:type="character" w:customStyle="1" w:styleId="Rubrik8Char">
+    <w:name w:val="Rubrik 8 Char"/>
+    <w:basedOn w:val="Standardstycketeckensnitt"/>
+    <w:link w:val="Rubrik8"/>
+    <w:semiHidden/>
+    <w:rsid w:val="00414D9D"/>
+    <w:rPr>
+      <w:rFonts w:asciiTheme="majorHAnsi" w:eastAsiaTheme="majorEastAsia" w:hAnsiTheme="majorHAnsi" w:cstheme="majorBidi"/>
+      <w:color w:val="272727" w:themeColor="text1" w:themeTint="D8"/>
+      <w:kern w:val="0"/>
+      <w:sz w:val="21"/>
+      <w:szCs w:val="21"/>
+      <w:lang w:val="en-GB" w:eastAsia="en-GB"/>
+      <w14:ligatures w14:val="none"/>
+    </w:rPr>
+  </w:style>
+  <w:style w:type="character" w:customStyle="1" w:styleId="Rubrik1Char">
+    <w:name w:val="Rubrik 1 Char"/>
+    <w:basedOn w:val="Standardstycketeckensnitt"/>
+    <w:link w:val="Rubrik1"/>
+    <w:rsid w:val="00CF3ECA"/>
+    <w:rPr>
+      <w:rFonts w:ascii="Arial" w:eastAsia="Times New Roman" w:hAnsi="Arial" w:cs="Times New Roman"/>
+      <w:kern w:val="0"/>
+      <w:sz w:val="36"/>
       <w:szCs w:val="20"/>
       <w:lang w:val="en-GB" w:eastAsia="en-GB"/>
       <w14:ligatures w14:val="none"/>
